--- a/paper/arxiv/v2/manuscript.docx
+++ b/paper/arxiv/v2/manuscript.docx
@@ -849,7 +849,14 @@
         <w:rPr>
           <w:sz w:val="24"/>
         </w:rPr>
-        <w:t>and have been highly successful for Boolean-masked symmetric primitives. Arithmetic masking over large fields</w:t>
+        <w:t xml:space="preserve">and have been highly successful for Boolean-masked symmetric </w:t>
+      </w:r>
+      <w:r>
+        <w:rPr>
+          <w:sz w:val="24"/>
+        </w:rPr>
+        <w:lastRenderedPageBreak/>
+        <w:t>primitives. Arithmetic masking over large fields</w:t>
       </w:r>
       <w:r>
         <w:rPr>
@@ -902,7 +909,6 @@
           <w:rFonts w:asciiTheme="majorBidi" w:hAnsiTheme="majorBidi" w:cstheme="majorBidi"/>
           <w:sz w:val="24"/>
         </w:rPr>
-        <w:lastRenderedPageBreak/>
         <w:t>T</w:t>
       </w:r>
       <w:r>
@@ -1718,7 +1724,14 @@
         <w:rPr>
           <w:sz w:val="24"/>
         </w:rPr>
-        <w:t>-driven structural verification pipeline at production scale. Value-independence is sufficient but not necessary for distributional security, so the 165 wires are a strict over-approximation that an exact distributional check may further reduce.</w:t>
+        <w:t xml:space="preserve">-driven structural verification pipeline at production scale. Value-independence is sufficient but not </w:t>
+      </w:r>
+      <w:r>
+        <w:rPr>
+          <w:sz w:val="24"/>
+        </w:rPr>
+        <w:lastRenderedPageBreak/>
+        <w:t>necessary for distributional security, so the 165 wires are a strict over-approximation that an exact distributional check may further reduce.</w:t>
       </w:r>
     </w:p>
     <w:p>
@@ -1738,7 +1751,6 @@
           <w:bCs/>
           <w:sz w:val="24"/>
         </w:rPr>
-        <w:lastRenderedPageBreak/>
         <w:t>Dual-solver validation and reproducibility infrastructure.</w:t>
       </w:r>
       <w:r>
@@ -2661,7 +2673,14 @@
         <w:rPr>
           <w:sz w:val="24"/>
         </w:rPr>
-        <w:t xml:space="preserve"> variable reduction rules and heuristic simulation-set enumeration, achieving faster verification while maintaining exact results</w:t>
+        <w:t xml:space="preserve"> variable reduction rules and heuristic simulation-set enumeration, </w:t>
+      </w:r>
+      <w:r>
+        <w:rPr>
+          <w:sz w:val="24"/>
+        </w:rPr>
+        <w:lastRenderedPageBreak/>
+        <w:t>achieving faster verification while maintaining exact results</w:t>
       </w:r>
       <w:r>
         <w:rPr>
@@ -2789,14 +2808,7 @@
         <w:rPr>
           <w:sz w:val="24"/>
         </w:rPr>
-        <w:t xml:space="preserve"> further extends this line with efficient compositional </w:t>
-      </w:r>
-      <w:r>
-        <w:rPr>
-          <w:sz w:val="24"/>
-        </w:rPr>
-        <w:lastRenderedPageBreak/>
-        <w:t xml:space="preserve">NI/SNI checking. </w:t>
+        <w:t xml:space="preserve"> further extends this line with efficient compositional NI/SNI checking. </w:t>
       </w:r>
       <w:proofErr w:type="spellStart"/>
       <w:r>
@@ -4225,6 +4237,7 @@
         <w:rPr>
           <w:sz w:val="24"/>
         </w:rPr>
+        <w:lastRenderedPageBreak/>
         <w:t xml:space="preserve">supports combined leakage and fault-injection verification with an experimental arithmetic mode that remains untested in publications. </w:t>
       </w:r>
       <w:r>
@@ -4237,14 +4250,7 @@
         <w:rPr>
           <w:sz w:val="24"/>
         </w:rPr>
-        <w:t xml:space="preserve">hand-proven PINI-secure hardware gadgets for </w:t>
-      </w:r>
-      <w:r>
-        <w:rPr>
-          <w:sz w:val="24"/>
-        </w:rPr>
-        <w:lastRenderedPageBreak/>
-        <w:t>prime-field arithmetic</w:t>
+        <w:t>hand-proven PINI-secure hardware gadgets for prime-field arithmetic</w:t>
       </w:r>
       <w:r>
         <w:rPr>
@@ -6994,7 +7000,15 @@
                 <w:sz w:val="24"/>
                 <w:szCs w:val="24"/>
               </w:rPr>
-              <w:t>Exact (symbolic sim)</w:t>
+              <w:t xml:space="preserve">Exact </w:t>
+            </w:r>
+            <w:r>
+              <w:rPr>
+                <w:sz w:val="24"/>
+                <w:szCs w:val="24"/>
+              </w:rPr>
+              <w:lastRenderedPageBreak/>
+              <w:t>(symbolic sim)</w:t>
             </w:r>
           </w:p>
         </w:tc>
@@ -7023,6 +7037,7 @@
                 <w:sz w:val="24"/>
                 <w:szCs w:val="24"/>
               </w:rPr>
+              <w:lastRenderedPageBreak/>
               <w:t>Bool</w:t>
             </w:r>
           </w:p>
@@ -7052,7 +7067,15 @@
                 <w:sz w:val="24"/>
                 <w:szCs w:val="24"/>
               </w:rPr>
-              <w:t>Masked AES on CPUs</w:t>
+              <w:t xml:space="preserve">Masked AES on </w:t>
+            </w:r>
+            <w:r>
+              <w:rPr>
+                <w:sz w:val="24"/>
+                <w:szCs w:val="24"/>
+              </w:rPr>
+              <w:lastRenderedPageBreak/>
+              <w:t>CPUs</w:t>
             </w:r>
           </w:p>
         </w:tc>
@@ -7081,6 +7104,7 @@
                 <w:sz w:val="24"/>
                 <w:szCs w:val="24"/>
               </w:rPr>
+              <w:lastRenderedPageBreak/>
               <w:t>Yes</w:t>
             </w:r>
           </w:p>
@@ -7145,7 +7169,6 @@
                 <w:sz w:val="24"/>
                 <w:szCs w:val="24"/>
               </w:rPr>
-              <w:lastRenderedPageBreak/>
               <w:t>MATCHI</w:t>
             </w:r>
           </w:p>
@@ -8373,7 +8396,6 @@
           <w:noProof/>
           <w:sz w:val="24"/>
         </w:rPr>
-        <w:lastRenderedPageBreak/>
         <w:drawing>
           <wp:inline distT="0" distB="0" distL="0" distR="0" wp14:anchorId="70EDEAFF" wp14:editId="725D3491">
             <wp:extent cx="4572000" cy="4320791"/>
@@ -10686,7 +10708,7 @@
         </w:rPr>
         <w:t xml:space="preserve"> under the Apache-2.0 license and permanently archived on Zenodo (concept DOI </w:t>
       </w:r>
-      <w:hyperlink r:id="rId100" w:tgtFrame="_blank" w:tooltip="https://doi.org/10.5281/zenodo.19625392" w:history="1">
+      <w:hyperlink r:id="rId10" w:tgtFrame="_blank" w:tooltip="https://doi.org/10.5281/zenodo.19625392" w:history="1">
         <w:r>
           <w:rPr>
             <w:rStyle w:val="Hyperlink"/>
@@ -10701,7 +10723,7 @@
         </w:rPr>
         <w:t xml:space="preserve">; version 1.0.0 DOI </w:t>
       </w:r>
-      <w:hyperlink r:id="rId101" w:tgtFrame="_blank" w:tooltip="https://doi.org/10.5281/zenodo.19625393" w:history="1">
+      <w:hyperlink r:id="rId11" w:tgtFrame="_blank" w:tooltip="https://doi.org/10.5281/zenodo.19625393" w:history="1">
         <w:r>
           <w:rPr>
             <w:rStyle w:val="Hyperlink"/>
@@ -22290,7 +22312,7 @@
                     </pic:cNvPicPr>
                   </pic:nvPicPr>
                   <pic:blipFill>
-                    <a:blip r:embed="rId10"/>
+                    <a:blip r:embed="rId12"/>
                     <a:stretch>
                       <a:fillRect/>
                     </a:stretch>
@@ -22565,7 +22587,7 @@
                     </pic:cNvPicPr>
                   </pic:nvPicPr>
                   <pic:blipFill>
-                    <a:blip r:embed="rId11"/>
+                    <a:blip r:embed="rId13"/>
                     <a:stretch>
                       <a:fillRect/>
                     </a:stretch>
@@ -23045,7 +23067,7 @@
                     </pic:cNvPicPr>
                   </pic:nvPicPr>
                   <pic:blipFill>
-                    <a:blip r:embed="rId12"/>
+                    <a:blip r:embed="rId14"/>
                     <a:stretch>
                       <a:fillRect/>
                     </a:stretch>
@@ -46670,9 +46692,9 @@
     </w:sdt>
     <w:bookmarkEnd w:id="32" w:displacedByCustomXml="prev"/>
     <w:sectPr>
-      <w:headerReference w:type="default" r:id="rId13"/>
-      <w:footerReference w:type="default" r:id="rId14"/>
-      <w:footerReference w:type="first" r:id="rId15"/>
+      <w:headerReference w:type="default" r:id="rId15"/>
+      <w:footerReference w:type="default" r:id="rId16"/>
+      <w:footerReference w:type="first" r:id="rId17"/>
       <w:footnotePr>
         <w:numRestart w:val="eachSect"/>
       </w:footnotePr>
